--- a/docs/entregables/17_seguridad.docx
+++ b/docs/entregables/17_seguridad.docx
@@ -1737,7 +1737,7 @@
     </w:p>
     <w:p>
       <w:r>
-        <w:t>El libro trata la seguridad como un atributo de calidad que la arquitectura debe satisfacer con tácticas concretas: detectar, resistir y recuperarse de un ataque (Pantaleo y Rinaudo, 13.2.3). Este documento aplica esa idea a cada componente.</w:t>
+        <w:t>En línea con el libro, la seguridad se trata como un atributo de calidad que la arquitectura debe satisfacer con medidas concretas (Pantaleo y Rinaudo, 13.2.3). Este documento aplica esa idea a cada componente.</w:t>
       </w:r>
     </w:p>
     <w:p>
@@ -1749,6 +1749,21 @@
         <w:t>2. Activos</w:t>
       </w:r>
       <w:bookmarkEnd w:id="1002"/>
+    </w:p>
+    <w:p>
+      <w:r>
+        <w:t xml:space="preserve">Los dueños y la criticidad de cada activo son </w:t>
+      </w:r>
+      <w:r>
+        <w:rPr>
+          <w:b/>
+          <w:color w:val="8A2B0E"/>
+        </w:rPr>
+        <w:t>«Propuesta»</w:t>
+      </w:r>
+      <w:r>
+        <w:t>.</w:t>
+      </w:r>
     </w:p>
     <w:p>
       <w:pPr>
@@ -2522,7 +2537,7 @@
       <w:r>
         <w:drawing>
           <wp:inline xmlns:a="http://schemas.openxmlformats.org/drawingml/2006/main" xmlns:pic="http://schemas.openxmlformats.org/drawingml/2006/picture">
-            <wp:extent cx="3960000" cy="4544427"/>
+            <wp:extent cx="3960000" cy="4570420"/>
             <wp:docPr id="1" name="Picture 1"/>
             <wp:cNvGraphicFramePr>
               <a:graphicFrameLocks noChangeAspect="1"/>
@@ -2543,7 +2558,7 @@
                   <pic:spPr>
                     <a:xfrm>
                       <a:off x="0" y="0"/>
-                      <a:ext cx="3960000" cy="4544427"/>
+                      <a:ext cx="3960000" cy="4570420"/>
                     </a:xfrm>
                     <a:prstGeom prst="rect"/>
                   </pic:spPr>
@@ -2813,7 +2828,7 @@
               <w:rPr>
                 <w:sz w:val="19"/>
               </w:rPr>
-              <w:t xml:space="preserve"> capas deterministas probadas con 10 casos (ESC-04); </w:t>
+              <w:t xml:space="preserve"> salidas mal formadas, comandos y desvío contra un activo excluido; </w:t>
             </w:r>
             <w:r>
               <w:rPr>
@@ -2826,7 +2841,7 @@
               <w:rPr>
                 <w:sz w:val="19"/>
               </w:rPr>
-              <w:t xml:space="preserve"> medición contra el modelo</w:t>
+              <w:t xml:space="preserve"> desvío de familia con JSON válido, que acotan el catálogo, el nivel fijo y la severidad</w:t>
             </w:r>
           </w:p>
         </w:tc>
@@ -2910,7 +2925,20 @@
               <w:rPr>
                 <w:sz w:val="19"/>
               </w:rPr>
-              <w:t xml:space="preserve"> en el código; </w:t>
+              <w:t xml:space="preserve"> rechazo por tope o cortacircuito abierto (chequeo 5); </w:t>
+            </w:r>
+            <w:r>
+              <w:rPr>
+                <w:rFonts w:ascii="Segoe UI Emoji" w:hAnsi="Segoe UI Emoji"/>
+                <w:sz w:val="19"/>
+              </w:rPr>
+              <w:t>⏳</w:t>
+            </w:r>
+            <w:r>
+              <w:rPr>
+                <w:sz w:val="19"/>
+              </w:rPr>
+              <w:t xml:space="preserve"> apertura automática y cierre manual; </w:t>
             </w:r>
             <w:r>
               <w:rPr>
@@ -2979,7 +3007,7 @@
               <w:rPr>
                 <w:sz w:val="19"/>
               </w:rPr>
-              <w:t>Servidor endurecido; SSH sólo con llave; firewall que deniega por defecto; fail2ban; administración sólo por NetBird; base sin puertos publicados</w:t>
+              <w:t>Servidor endurecido; SSH sólo con llave; firewall que deniega por defecto; fail2ban; API de Wazuh, Indexer y Dashboard sólo por NetBird; base sin puertos publicados</w:t>
             </w:r>
           </w:p>
         </w:tc>
@@ -3233,7 +3261,16 @@
               <w:rPr>
                 <w:sz w:val="19"/>
               </w:rPr>
-              <w:t>Autenticación; vista filtrada por inquilino; TLS real</w:t>
+              <w:t xml:space="preserve">Autenticación; vista filtrada por inquilino; TLS real. </w:t>
+            </w:r>
+            <w:r>
+              <w:rPr>
+                <w:b/>
+                <w:color w:val="7A4A00"/>
+                <w:sz w:val="19"/>
+                <w:highlight w:val="yellow"/>
+              </w:rPr>
+              <w:t>[POR CONFIRMAR: método de autenticación de SOAR-CONSOLE y uso de segundo factor — preguntar a Rodrigo]</w:t>
             </w:r>
           </w:p>
         </w:tc>
@@ -3258,16 +3295,7 @@
               <w:rPr>
                 <w:sz w:val="19"/>
               </w:rPr>
-              <w:t xml:space="preserve"> consola no existe; </w:t>
-            </w:r>
-            <w:r>
-              <w:rPr>
-                <w:b/>
-                <w:color w:val="7A4A00"/>
-                <w:sz w:val="19"/>
-                <w:highlight w:val="yellow"/>
-              </w:rPr>
-              <w:t>[POR CONFIRMAR: método de autenticación de SOAR-CONSOLE y uso de segundo factor — preguntar a Rodrigo]</w:t>
+              <w:t xml:space="preserve"> consola no existe</w:t>
             </w:r>
           </w:p>
         </w:tc>
@@ -3661,7 +3689,16 @@
               <w:rPr>
                 <w:sz w:val="19"/>
               </w:rPr>
-              <w:t>Sólo el equipo aprueba (D-31); quien aprueba queda registrado; el rechazo exige justificación; la aprobación expira (Propuesta D-34)</w:t>
+              <w:t xml:space="preserve">Sólo el equipo aprueba (D-31); quien aprueba queda registrado; el rechazo exige justificación; la aprobación expira (Propuesta D-34). </w:t>
+            </w:r>
+            <w:r>
+              <w:rPr>
+                <w:b/>
+                <w:color w:val="7A4A00"/>
+                <w:sz w:val="19"/>
+                <w:highlight w:val="yellow"/>
+              </w:rPr>
+              <w:t>[POR CONFIRMAR: verificación en dos pasos en las cuentas de Telegram de los aprobadores — preguntar al equipo]</w:t>
             </w:r>
           </w:p>
         </w:tc>
@@ -3680,21 +3717,6 @@
                 <w:sz w:val="19"/>
               </w:rPr>
               <w:t>⏳</w:t>
-            </w:r>
-            <w:r>
-              <w:rPr>
-                <w:sz w:val="19"/>
-              </w:rPr>
-              <w:t xml:space="preserve">; </w:t>
-            </w:r>
-            <w:r>
-              <w:rPr>
-                <w:b/>
-                <w:color w:val="7A4A00"/>
-                <w:sz w:val="19"/>
-                <w:highlight w:val="yellow"/>
-              </w:rPr>
-              <w:t>[POR CONFIRMAR: verificación en dos pasos en las cuentas de Telegram de los aprobadores — preguntar al equipo]</w:t>
             </w:r>
           </w:p>
         </w:tc>
@@ -3778,7 +3800,20 @@
               <w:rPr>
                 <w:sz w:val="19"/>
               </w:rPr>
-              <w:t xml:space="preserve"> en el código; </w:t>
+              <w:t xml:space="preserve"> umbral, exclusión y severidad en el código; </w:t>
+            </w:r>
+            <w:r>
+              <w:rPr>
+                <w:rFonts w:ascii="Segoe UI Emoji" w:hAnsi="Segoe UI Emoji"/>
+                <w:sz w:val="19"/>
+              </w:rPr>
+              <w:t>⏳</w:t>
+            </w:r>
+            <w:r>
+              <w:rPr>
+                <w:sz w:val="19"/>
+              </w:rPr>
+              <w:t xml:space="preserve"> aprobación del nivel 3; </w:t>
             </w:r>
             <w:r>
               <w:rPr>
@@ -5152,7 +5187,15 @@
     </w:p>
     <w:p>
       <w:r>
-        <w:t>Los puertos y su exposición están en el documento 09 (Documento de arquitectura). En resumen: sólo 1514 y, cuando exista la consola, 443 son públicos. SSH, la API de Wazuh, el Indexer y el Dashboard quedan detrás de NetBird.</w:t>
+        <w:t xml:space="preserve">Los puertos y su exposición están en el documento 09 (Documento de arquitectura). En resumen: 1514 y, cuando exista la consola, 443 son públicos. La API de Wazuh, el Indexer y el Dashboard quedan detrás de NetBird. SSH funciona sólo con llave. </w:t>
+      </w:r>
+      <w:r>
+        <w:rPr>
+          <w:b/>
+          <w:color w:val="7A4A00"/>
+          <w:highlight w:val="yellow"/>
+        </w:rPr>
+        <w:t>[POR CONFIRMAR: si SSH está restringido a NetBird o abierto a internet — preguntar a Nicolás]</w:t>
       </w:r>
     </w:p>
     <w:p>
@@ -5180,7 +5223,7 @@
         <w:tab/>
       </w:r>
       <w:r>
-        <w:t xml:space="preserve">gitleaks 8.30.1 en pre-commit y en el CI, sobre todo el historial </w:t>
+        <w:t xml:space="preserve">gitleaks 8.30.1: el CI revisa todo el historial en cada PR y el hook de pre-commit revisa lo que se va a commitear </w:t>
       </w:r>
       <w:r>
         <w:rPr>
@@ -5207,16 +5250,7 @@
         <w:tab/>
       </w:r>
       <w:r>
-        <w:t xml:space="preserve">Revisión del PR por otro integrante antes del merge. </w:t>
-      </w:r>
-      <w:r>
-        <w:rPr>
-          <w:rFonts w:ascii="Segoe UI Emoji" w:hAnsi="Segoe UI Emoji"/>
-        </w:rPr>
-        <w:t>⚠</w:t>
-      </w:r>
-      <w:r>
-        <w:t xml:space="preserve"> En la práctica, los PR #2 a #6 se integraron sin revisión registrada en GitHub (ver documento 14, Proceso de integración continua).</w:t>
+        <w:t>Revisión del PR por otro integrante antes del merge. En la práctica, los PR #1 a #6 se integraron sin revisión registrada en GitHub (ver documento 14, Proceso de integración continua).</w:t>
       </w:r>
     </w:p>
     <w:p>
@@ -5513,7 +5547,16 @@
               <w:rPr>
                 <w:sz w:val="19"/>
               </w:rPr>
-              <w:t>Habilitado; debe desactivarse cuando no se use</w:t>
+              <w:t xml:space="preserve">Debe desactivarse cuando no se use. </w:t>
+            </w:r>
+            <w:r>
+              <w:rPr>
+                <w:b/>
+                <w:color w:val="7A4A00"/>
+                <w:sz w:val="19"/>
+                <w:highlight w:val="yellow"/>
+              </w:rPr>
+              <w:t>[POR CONFIRMAR: estado actual del VNC de Contabo — preguntar a Nicolás]</w:t>
             </w:r>
           </w:p>
         </w:tc>
@@ -5683,7 +5726,7 @@
               <w:rPr>
                 <w:sz w:val="19"/>
               </w:rPr>
-              <w:t>Wazuh (admin, API, Dashboard)</w:t>
+              <w:t>Wazuh (indexer, API y dashboard)</w:t>
             </w:r>
           </w:p>
         </w:tc>
@@ -5952,7 +5995,21 @@
               <w:rPr>
                 <w:sz w:val="19"/>
               </w:rPr>
-              <w:t>Repositorio privado; los PR aparecen creados desde la cuenta de la organización</w:t>
+              <w:t xml:space="preserve">Repositorio privado. </w:t>
+            </w:r>
+            <w:r>
+              <w:rPr>
+                <w:rFonts w:ascii="Consolas" w:hAnsi="Consolas"/>
+                <w:sz w:val="16"/>
+                <w:shd w:val="clear" w:color="auto" w:fill="F2F2F2"/>
+              </w:rPr>
+              <w:t>soarai2026</w:t>
+            </w:r>
+            <w:r>
+              <w:rPr>
+                <w:sz w:val="19"/>
+              </w:rPr>
+              <w:t xml:space="preserve"> es una cuenta de usuario compartida: creó los PR #1 a #6 y fusionó los #1 a #3, así que esas acciones no se pueden atribuir a un integrante</w:t>
             </w:r>
           </w:p>
         </w:tc>
@@ -5971,7 +6028,27 @@
                 <w:rFonts w:ascii="Segoe UI Emoji" w:hAnsi="Segoe UI Emoji"/>
                 <w:sz w:val="19"/>
               </w:rPr>
-              <w:t>🟡</w:t>
+              <w:t>✅</w:t>
+            </w:r>
+            <w:r>
+              <w:rPr>
+                <w:sz w:val="19"/>
+              </w:rPr>
+              <w:t xml:space="preserve"> verificado en la API de GitHub; </w:t>
+            </w:r>
+            <w:r>
+              <w:rPr>
+                <w:b/>
+                <w:color w:val="8A2B0E"/>
+                <w:sz w:val="19"/>
+              </w:rPr>
+              <w:t>«Propuesta»</w:t>
+            </w:r>
+            <w:r>
+              <w:rPr>
+                <w:sz w:val="19"/>
+              </w:rPr>
+              <w:t>: registrarlo como riesgo y usar cuentas nominales</w:t>
             </w:r>
           </w:p>
         </w:tc>
